--- a/docs/reports/交付包收尾与验证指南.docx
+++ b/docs/reports/交付包收尾与验证指南.docx
@@ -2,7 +2,7 @@
 <file path=word/document.xml><?xml version="1.0" encoding="utf-8"?>
 <w:document xmlns:w="http://schemas.openxmlformats.org/wordprocessingml/2006/main" xmlns:m="http://schemas.openxmlformats.org/officeDocument/2006/math" xmlns:r="http://schemas.openxmlformats.org/officeDocument/2006/relationships" xmlns:o="urn:schemas-microsoft-com:office:office" xmlns:v="urn:schemas-microsoft-com:vml" xmlns:w10="urn:schemas-microsoft-com:office:word" xmlns:a="http://schemas.openxmlformats.org/drawingml/2006/main" xmlns:pic="http://schemas.openxmlformats.org/drawingml/2006/picture" xmlns:wp="http://schemas.openxmlformats.org/drawingml/2006/wordprocessingDrawing">
   <w:body>
-    <w:bookmarkStart w:id="18" w:name="交付包收尾与验证指南"/>
+    <w:bookmarkStart w:id="19" w:name="交付包收尾与验证指南"/>
     <w:p>
       <w:pPr>
         <w:pStyle w:val="Heading1"/>
@@ -1839,16 +1839,7 @@
         <w:rPr>
           <w:rFonts w:hint="eastAsia"/>
         </w:rPr>
-        <w:t xml:space="preserve">。这份</w:t>
-      </w:r>
-      <w:r>
-        <w:t xml:space="preserve"> 1.1GB </w:t>
-      </w:r>
-      <w:r>
-        <w:rPr>
-          <w:rFonts w:hint="eastAsia"/>
-        </w:rPr>
-        <w:t xml:space="preserve">的可运行包是给评委现场/离线使用的，放哪交给博士定（网盘分发、答辩</w:t>
+        <w:t xml:space="preserve">。这份可运行包是给评委现场/离线使用的，放哪交给博士定（网盘分发、答辩</w:t>
       </w:r>
       <w:r>
         <w:t xml:space="preserve"> U </w:t>
@@ -1860,8 +1851,801 @@
         <w:t xml:space="preserve">盘皆可）。</w:t>
       </w:r>
     </w:p>
+    <w:p>
+      <w:r>
+        <w:pict>
+          <v:rect style="width:0;height:1.5pt" o:hralign="center" o:hrstd="t" o:hr="t"/>
+        </w:pict>
+      </w:r>
+    </w:p>
     <w:bookmarkEnd w:id="17"/>
+    <w:bookmarkStart w:id="18" w:name="附重新打包时的手动补入清单"/>
+    <w:p>
+      <w:pPr>
+        <w:pStyle w:val="Heading2"/>
+      </w:pPr>
+      <w:r>
+        <w:rPr>
+          <w:rFonts w:hint="eastAsia"/>
+        </w:rPr>
+        <w:t xml:space="preserve">附：重新打包时的手动补入清单</w:t>
+      </w:r>
+    </w:p>
+    <w:p>
+      <w:pPr>
+        <w:pStyle w:val="FirstParagraph"/>
+      </w:pPr>
+      <w:r>
+        <w:rPr>
+          <w:rFonts w:hint="eastAsia"/>
+        </w:rPr>
+        <w:t xml:space="preserve">交付包用</w:t>
+      </w:r>
+      <w:r>
+        <w:t xml:space="preserve"> </w:t>
+      </w:r>
+      <w:r>
+        <w:rPr>
+          <w:rStyle w:val="VerbatimChar"/>
+        </w:rPr>
+        <w:t xml:space="preserve">git archive HEAD</w:t>
+      </w:r>
+      <w:r>
+        <w:t xml:space="preserve"> </w:t>
+      </w:r>
+      <w:r>
+        <w:rPr>
+          <w:rFonts w:hint="eastAsia"/>
+        </w:rPr>
+        <w:t xml:space="preserve">导出源码，下列内容被</w:t>
+      </w:r>
+      <w:r>
+        <w:t xml:space="preserve"> </w:t>
+      </w:r>
+      <w:r>
+        <w:rPr>
+          <w:rStyle w:val="VerbatimChar"/>
+        </w:rPr>
+        <w:t xml:space="preserve">.gitignore</w:t>
+      </w:r>
+      <w:r>
+        <w:t xml:space="preserve"> </w:t>
+      </w:r>
+      <w:r>
+        <w:rPr>
+          <w:rFonts w:hint="eastAsia"/>
+        </w:rPr>
+        <w:t xml:space="preserve">排除，</w:t>
+      </w:r>
+      <w:r>
+        <w:rPr>
+          <w:rFonts w:hint="eastAsia"/>
+          <w:b/>
+          <w:bCs/>
+        </w:rPr>
+        <w:t xml:space="preserve">每次重新打包都要手动补入</w:t>
+      </w:r>
+      <w:r>
+        <w:rPr>
+          <w:rFonts w:hint="eastAsia"/>
+        </w:rPr>
+        <w:t xml:space="preserve">（本次已全部到位）：</w:t>
+      </w:r>
+    </w:p>
+    <w:tbl>
+      <w:tblPr>
+        <w:tblStyle w:val="Table"/>
+        <w:tblW w:type="auto" w:w="0"/>
+        <w:tblLook w:firstRow="1" w:lastRow="0" w:firstColumn="0" w:lastColumn="0" w:noHBand="0" w:noVBand="0" w:val="0020"/>
+      </w:tblPr>
+      <w:tblGrid>
+        <w:gridCol w:w="2640"/>
+        <w:gridCol w:w="2640"/>
+        <w:gridCol w:w="2640"/>
+      </w:tblGrid>
+      <w:tr>
+        <w:trPr>
+          <w:tblHeader w:val="on"/>
+        </w:trPr>
+        <w:tc>
+          <w:tcPr/>
+          <w:p>
+            <w:pPr>
+              <w:pStyle w:val="Compact"/>
+              <w:jc w:val="left"/>
+            </w:pPr>
+            <w:r>
+              <w:rPr>
+                <w:rFonts w:hint="eastAsia"/>
+              </w:rPr>
+              <w:t xml:space="preserve">补入项</w:t>
+            </w:r>
+          </w:p>
+        </w:tc>
+        <w:tc>
+          <w:tcPr/>
+          <w:p>
+            <w:pPr>
+              <w:pStyle w:val="Compact"/>
+              <w:jc w:val="left"/>
+            </w:pPr>
+            <w:r>
+              <w:rPr>
+                <w:rFonts w:hint="eastAsia"/>
+              </w:rPr>
+              <w:t xml:space="preserve">来源</w:t>
+            </w:r>
+          </w:p>
+        </w:tc>
+        <w:tc>
+          <w:tcPr/>
+          <w:p>
+            <w:pPr>
+              <w:pStyle w:val="Compact"/>
+              <w:jc w:val="right"/>
+            </w:pPr>
+            <w:r>
+              <w:rPr>
+                <w:rFonts w:hint="eastAsia"/>
+              </w:rPr>
+              <w:t xml:space="preserve">体积</w:t>
+            </w:r>
+          </w:p>
+        </w:tc>
+      </w:tr>
+      <w:tr>
+        <w:tc>
+          <w:tcPr/>
+          <w:p>
+            <w:pPr>
+              <w:pStyle w:val="Compact"/>
+              <w:jc w:val="left"/>
+            </w:pPr>
+            <w:r>
+              <w:rPr>
+                <w:rStyle w:val="VerbatimChar"/>
+              </w:rPr>
+              <w:t xml:space="preserve">backend/.env</w:t>
+            </w:r>
+          </w:p>
+        </w:tc>
+        <w:tc>
+          <w:tcPr/>
+          <w:p>
+            <w:pPr>
+              <w:pStyle w:val="Compact"/>
+              <w:jc w:val="left"/>
+            </w:pPr>
+            <w:r>
+              <w:rPr>
+                <w:rFonts w:hint="eastAsia"/>
+              </w:rPr>
+              <w:t xml:space="preserve">本机（三家密钥，</w:t>
+            </w:r>
+            <w:r>
+              <w:rPr>
+                <w:rStyle w:val="VerbatimChar"/>
+              </w:rPr>
+              <w:t xml:space="preserve">DIALOGUE_ENGINE=a11</w:t>
+            </w:r>
+            <w:r>
+              <w:rPr>
+                <w:rFonts w:hint="eastAsia"/>
+              </w:rPr>
+              <w:t xml:space="preserve">）</w:t>
+            </w:r>
+          </w:p>
+        </w:tc>
+        <w:tc>
+          <w:tcPr/>
+          <w:p>
+            <w:pPr>
+              <w:pStyle w:val="Compact"/>
+              <w:jc w:val="right"/>
+            </w:pPr>
+            <w:r>
+              <w:t xml:space="preserve">2 KB</w:t>
+            </w:r>
+          </w:p>
+        </w:tc>
+      </w:tr>
+      <w:tr>
+        <w:tc>
+          <w:tcPr/>
+          <w:p>
+            <w:pPr>
+              <w:pStyle w:val="Compact"/>
+              <w:jc w:val="left"/>
+            </w:pPr>
+            <w:r>
+              <w:rPr>
+                <w:rStyle w:val="VerbatimChar"/>
+                <w:rFonts w:hint="eastAsia"/>
+              </w:rPr>
+              <w:t xml:space="preserve">backend/dialogue_layer/数据/models/</w:t>
+            </w:r>
+          </w:p>
+        </w:tc>
+        <w:tc>
+          <w:tcPr/>
+          <w:p>
+            <w:pPr>
+              <w:pStyle w:val="Compact"/>
+              <w:jc w:val="left"/>
+            </w:pPr>
+            <w:r>
+              <w:rPr>
+                <w:rFonts w:hint="eastAsia"/>
+              </w:rPr>
+              <w:t xml:space="preserve">项目（SenseVoice</w:t>
+            </w:r>
+            <w:r>
+              <w:t xml:space="preserve"> </w:t>
+            </w:r>
+            <w:r>
+              <w:rPr>
+                <w:rFonts w:hint="eastAsia"/>
+              </w:rPr>
+              <w:t xml:space="preserve">语音识别）</w:t>
+            </w:r>
+          </w:p>
+        </w:tc>
+        <w:tc>
+          <w:tcPr/>
+          <w:p>
+            <w:pPr>
+              <w:pStyle w:val="Compact"/>
+              <w:jc w:val="right"/>
+            </w:pPr>
+            <w:r>
+              <w:t xml:space="preserve">231 MB</w:t>
+            </w:r>
+          </w:p>
+        </w:tc>
+      </w:tr>
+      <w:tr>
+        <w:tc>
+          <w:tcPr/>
+          <w:p>
+            <w:pPr>
+              <w:pStyle w:val="Compact"/>
+              <w:jc w:val="left"/>
+            </w:pPr>
+            <w:r>
+              <w:rPr>
+                <w:rStyle w:val="VerbatimChar"/>
+                <w:rFonts w:hint="eastAsia"/>
+              </w:rPr>
+              <w:t xml:space="preserve">backend/dialogue_layer/数据/rag/</w:t>
+            </w:r>
+          </w:p>
+        </w:tc>
+        <w:tc>
+          <w:tcPr/>
+          <w:p>
+            <w:pPr>
+              <w:pStyle w:val="Compact"/>
+              <w:jc w:val="left"/>
+            </w:pPr>
+            <w:r>
+              <w:t xml:space="preserve">5 </w:t>
+            </w:r>
+            <w:r>
+              <w:rPr>
+                <w:rFonts w:hint="eastAsia"/>
+              </w:rPr>
+              <w:t xml:space="preserve">号</w:t>
+            </w:r>
+            <w:r>
+              <w:t xml:space="preserve"> Final </w:t>
+            </w:r>
+            <w:r>
+              <w:rPr>
+                <w:rFonts w:hint="eastAsia"/>
+              </w:rPr>
+              <w:t xml:space="preserve">包（内存索引三件）</w:t>
+            </w:r>
+          </w:p>
+        </w:tc>
+        <w:tc>
+          <w:tcPr/>
+          <w:p>
+            <w:pPr>
+              <w:pStyle w:val="Compact"/>
+              <w:jc w:val="right"/>
+            </w:pPr>
+            <w:r>
+              <w:t xml:space="preserve">318 MB</w:t>
+            </w:r>
+          </w:p>
+        </w:tc>
+      </w:tr>
+      <w:tr>
+        <w:tc>
+          <w:tcPr/>
+          <w:p>
+            <w:pPr>
+              <w:pStyle w:val="Compact"/>
+              <w:jc w:val="left"/>
+            </w:pPr>
+            <w:r>
+              <w:rPr>
+                <w:rStyle w:val="VerbatimChar"/>
+                <w:rFonts w:hint="eastAsia"/>
+              </w:rPr>
+              <w:t xml:space="preserve">backend/dialogue_layer/数据/kb_index/</w:t>
+            </w:r>
+          </w:p>
+        </w:tc>
+        <w:tc>
+          <w:tcPr/>
+          <w:p>
+            <w:pPr>
+              <w:pStyle w:val="Compact"/>
+              <w:jc w:val="left"/>
+            </w:pPr>
+            <w:r>
+              <w:rPr>
+                <w:rFonts w:hint="eastAsia"/>
+              </w:rPr>
+              <w:t xml:space="preserve">项目（全功能档用）</w:t>
+            </w:r>
+          </w:p>
+        </w:tc>
+        <w:tc>
+          <w:tcPr/>
+          <w:p>
+            <w:pPr>
+              <w:pStyle w:val="Compact"/>
+              <w:jc w:val="right"/>
+            </w:pPr>
+            <w:r>
+              <w:t xml:space="preserve">145 MB</w:t>
+            </w:r>
+          </w:p>
+        </w:tc>
+      </w:tr>
+      <w:tr>
+        <w:tc>
+          <w:tcPr/>
+          <w:p>
+            <w:pPr>
+              <w:pStyle w:val="Compact"/>
+              <w:jc w:val="left"/>
+            </w:pPr>
+            <w:r>
+              <w:rPr>
+                <w:rStyle w:val="VerbatimChar"/>
+              </w:rPr>
+              <w:t xml:space="preserve">backend/rag/vector_db/</w:t>
+            </w:r>
+          </w:p>
+        </w:tc>
+        <w:tc>
+          <w:tcPr/>
+          <w:p>
+            <w:pPr>
+              <w:pStyle w:val="Compact"/>
+              <w:jc w:val="left"/>
+            </w:pPr>
+            <w:r>
+              <w:t xml:space="preserve">5 </w:t>
+            </w:r>
+            <w:r>
+              <w:rPr>
+                <w:rFonts w:hint="eastAsia"/>
+              </w:rPr>
+              <w:t xml:space="preserve">号</w:t>
+            </w:r>
+            <w:r>
+              <w:t xml:space="preserve"> Final </w:t>
+            </w:r>
+            <w:r>
+              <w:rPr>
+                <w:rFonts w:hint="eastAsia"/>
+              </w:rPr>
+              <w:t xml:space="preserve">包（ChromaDB）</w:t>
+            </w:r>
+          </w:p>
+        </w:tc>
+        <w:tc>
+          <w:tcPr/>
+          <w:p>
+            <w:pPr>
+              <w:pStyle w:val="Compact"/>
+              <w:jc w:val="right"/>
+            </w:pPr>
+            <w:r>
+              <w:t xml:space="preserve">739 MB</w:t>
+            </w:r>
+          </w:p>
+        </w:tc>
+      </w:tr>
+      <w:tr>
+        <w:tc>
+          <w:tcPr/>
+          <w:p>
+            <w:pPr>
+              <w:pStyle w:val="Compact"/>
+              <w:jc w:val="left"/>
+            </w:pPr>
+            <w:r>
+              <w:rPr>
+                <w:rStyle w:val="VerbatimChar"/>
+                <w:rFonts w:hint="eastAsia"/>
+              </w:rPr>
+              <w:t xml:space="preserve">backend/rag/数据/*-rag-v2.jsonl</w:t>
+            </w:r>
+          </w:p>
+        </w:tc>
+        <w:tc>
+          <w:tcPr/>
+          <w:p>
+            <w:pPr>
+              <w:pStyle w:val="Compact"/>
+              <w:jc w:val="left"/>
+            </w:pPr>
+            <w:r>
+              <w:t xml:space="preserve">5 </w:t>
+            </w:r>
+            <w:r>
+              <w:rPr>
+                <w:rFonts w:hint="eastAsia"/>
+              </w:rPr>
+              <w:t xml:space="preserve">号</w:t>
+            </w:r>
+            <w:r>
+              <w:t xml:space="preserve"> Final </w:t>
+            </w:r>
+            <w:r>
+              <w:rPr>
+                <w:rFonts w:hint="eastAsia"/>
+              </w:rPr>
+              <w:t xml:space="preserve">包</w:t>
+            </w:r>
+          </w:p>
+        </w:tc>
+        <w:tc>
+          <w:tcPr/>
+          <w:p>
+            <w:pPr>
+              <w:pStyle w:val="Compact"/>
+              <w:jc w:val="right"/>
+            </w:pPr>
+            <w:r>
+              <w:t xml:space="preserve">69 MB</w:t>
+            </w:r>
+          </w:p>
+        </w:tc>
+      </w:tr>
+      <w:tr>
+        <w:tc>
+          <w:tcPr/>
+          <w:p>
+            <w:pPr>
+              <w:pStyle w:val="Compact"/>
+              <w:jc w:val="left"/>
+            </w:pPr>
+            <w:r>
+              <w:rPr>
+                <w:rStyle w:val="VerbatimChar"/>
+              </w:rPr>
+              <w:t xml:space="preserve">backend/static/model.tar.gz</w:t>
+            </w:r>
+          </w:p>
+        </w:tc>
+        <w:tc>
+          <w:tcPr/>
+          <w:p>
+            <w:pPr>
+              <w:pStyle w:val="Compact"/>
+              <w:jc w:val="left"/>
+            </w:pPr>
+            <w:r>
+              <w:rPr>
+                <w:rFonts w:hint="eastAsia"/>
+              </w:rPr>
+              <w:t xml:space="preserve">项目（前端语音模型包）</w:t>
+            </w:r>
+          </w:p>
+        </w:tc>
+        <w:tc>
+          <w:tcPr/>
+          <w:p>
+            <w:pPr>
+              <w:pStyle w:val="Compact"/>
+              <w:jc w:val="right"/>
+            </w:pPr>
+            <w:r>
+              <w:t xml:space="preserve">42 MB</w:t>
+            </w:r>
+          </w:p>
+        </w:tc>
+      </w:tr>
+      <w:tr>
+        <w:tc>
+          <w:tcPr/>
+          <w:p>
+            <w:pPr>
+              <w:pStyle w:val="Compact"/>
+              <w:jc w:val="left"/>
+            </w:pPr>
+            <w:r>
+              <w:rPr>
+                <w:rStyle w:val="VerbatimChar"/>
+              </w:rPr>
+              <w:t xml:space="preserve">backend/static/vendor/</w:t>
+            </w:r>
+          </w:p>
+        </w:tc>
+        <w:tc>
+          <w:tcPr/>
+          <w:p>
+            <w:pPr>
+              <w:pStyle w:val="Compact"/>
+              <w:jc w:val="left"/>
+            </w:pPr>
+            <w:r>
+              <w:rPr>
+                <w:rFonts w:hint="eastAsia"/>
+              </w:rPr>
+              <w:t xml:space="preserve">项目（Vosk</w:t>
+            </w:r>
+            <w:r>
+              <w:t xml:space="preserve"> </w:t>
+            </w:r>
+            <w:r>
+              <w:rPr>
+                <w:rFonts w:hint="eastAsia"/>
+              </w:rPr>
+              <w:t xml:space="preserve">浏览器端库）</w:t>
+            </w:r>
+          </w:p>
+        </w:tc>
+        <w:tc>
+          <w:tcPr/>
+          <w:p>
+            <w:pPr>
+              <w:pStyle w:val="Compact"/>
+              <w:jc w:val="right"/>
+            </w:pPr>
+            <w:r>
+              <w:t xml:space="preserve">29 MB</w:t>
+            </w:r>
+          </w:p>
+        </w:tc>
+      </w:tr>
+      <w:tr>
+        <w:tc>
+          <w:tcPr/>
+          <w:p>
+            <w:pPr>
+              <w:pStyle w:val="Compact"/>
+              <w:jc w:val="left"/>
+            </w:pPr>
+            <w:r>
+              <w:rPr>
+                <w:rStyle w:val="VerbatimChar"/>
+              </w:rPr>
+              <w:t xml:space="preserve">backend/static/vosk-model-small-cn/</w:t>
+            </w:r>
+          </w:p>
+        </w:tc>
+        <w:tc>
+          <w:tcPr/>
+          <w:p>
+            <w:pPr>
+              <w:pStyle w:val="Compact"/>
+              <w:jc w:val="left"/>
+            </w:pPr>
+            <w:r>
+              <w:rPr>
+                <w:rFonts w:hint="eastAsia"/>
+              </w:rPr>
+              <w:t xml:space="preserve">项目（中文识别模型）</w:t>
+            </w:r>
+          </w:p>
+        </w:tc>
+        <w:tc>
+          <w:tcPr/>
+          <w:p>
+            <w:pPr>
+              <w:pStyle w:val="Compact"/>
+              <w:jc w:val="right"/>
+            </w:pPr>
+            <w:r>
+              <w:t xml:space="preserve">66 MB</w:t>
+            </w:r>
+          </w:p>
+        </w:tc>
+      </w:tr>
+    </w:tbl>
+    <w:p>
+      <w:pPr>
+        <w:pStyle w:val="BodyText"/>
+      </w:pPr>
+      <w:r>
+        <w:rPr>
+          <w:rFonts w:hint="eastAsia"/>
+        </w:rPr>
+        <w:t xml:space="preserve">解包后另需</w:t>
+      </w:r>
+      <w:r>
+        <w:rPr>
+          <w:rFonts w:hint="eastAsia"/>
+          <w:b/>
+          <w:bCs/>
+        </w:rPr>
+        <w:t xml:space="preserve">重删</w:t>
+      </w:r>
+      <w:r>
+        <w:rPr>
+          <w:rFonts w:hint="eastAsia"/>
+        </w:rPr>
+        <w:t xml:space="preserve">这几个内部文件（它们在</w:t>
+      </w:r>
+      <w:r>
+        <w:t xml:space="preserve"> Git </w:t>
+      </w:r>
+      <w:r>
+        <w:rPr>
+          <w:rFonts w:hint="eastAsia"/>
+        </w:rPr>
+        <w:t xml:space="preserve">里，会随解包回流）：</w:t>
+      </w:r>
+      <w:r>
+        <w:rPr>
+          <w:rStyle w:val="VerbatimChar"/>
+        </w:rPr>
+        <w:t xml:space="preserve">CLAUDE.md</w:t>
+      </w:r>
+      <w:r>
+        <w:t xml:space="preserve">、</w:t>
+      </w:r>
+      <w:r>
+        <w:rPr>
+          <w:rStyle w:val="VerbatimChar"/>
+        </w:rPr>
+        <w:t xml:space="preserve">10.7.docx</w:t>
+      </w:r>
+      <w:r>
+        <w:t xml:space="preserve">、</w:t>
+      </w:r>
+      <w:r>
+        <w:rPr>
+          <w:rStyle w:val="VerbatimChar"/>
+        </w:rPr>
+        <w:t xml:space="preserve">9.26.docx</w:t>
+      </w:r>
+      <w:r>
+        <w:t xml:space="preserve">、</w:t>
+      </w:r>
+      <w:r>
+        <w:rPr>
+          <w:rStyle w:val="VerbatimChar"/>
+          <w:rFonts w:hint="eastAsia"/>
+        </w:rPr>
+        <w:t xml:space="preserve">前端已实现功能与其对应接口对接.md</w:t>
+      </w:r>
+      <w:r>
+        <w:t xml:space="preserve">、</w:t>
+      </w:r>
+      <w:r>
+        <w:rPr>
+          <w:rStyle w:val="VerbatimChar"/>
+          <w:rFonts w:hint="eastAsia"/>
+        </w:rPr>
+        <w:t xml:space="preserve">前端已实现功能清单.md</w:t>
+      </w:r>
+      <w:r>
+        <w:t xml:space="preserve">、</w:t>
+      </w:r>
+      <w:r>
+        <w:rPr>
+          <w:rStyle w:val="VerbatimChar"/>
+          <w:rFonts w:hint="eastAsia"/>
+        </w:rPr>
+        <w:t xml:space="preserve">新功能需求.md</w:t>
+      </w:r>
+      <w:r>
+        <w:t xml:space="preserve">。</w:t>
+      </w:r>
+    </w:p>
+    <w:p>
+      <w:pPr>
+        <w:pStyle w:val="BodyText"/>
+      </w:pPr>
+      <w:r>
+        <w:rPr>
+          <w:rFonts w:hint="eastAsia"/>
+        </w:rPr>
+        <w:t xml:space="preserve">压好后建议校验三项：CRC</w:t>
+      </w:r>
+      <w:r>
+        <w:t xml:space="preserve"> </w:t>
+      </w:r>
+      <w:r>
+        <w:rPr>
+          <w:rFonts w:hint="eastAsia"/>
+        </w:rPr>
+        <w:t xml:space="preserve">无损、条目数、以及包内</w:t>
+      </w:r>
+      <w:r>
+        <w:t xml:space="preserve"> </w:t>
+      </w:r>
+      <w:r>
+        <w:rPr>
+          <w:rStyle w:val="VerbatimChar"/>
+        </w:rPr>
+        <w:t xml:space="preserve">rag/vector_db/chroma.sqlite3</w:t>
+      </w:r>
+      <w:r>
+        <w:t xml:space="preserve"> </w:t>
+      </w:r>
+      <w:r>
+        <w:rPr>
+          <w:rFonts w:hint="eastAsia"/>
+        </w:rPr>
+        <w:t xml:space="preserve">与</w:t>
+      </w:r>
+      <w:r>
+        <w:t xml:space="preserve"> </w:t>
+      </w:r>
+      <w:r>
+        <w:rPr>
+          <w:rStyle w:val="VerbatimChar"/>
+          <w:rFonts w:hint="eastAsia"/>
+        </w:rPr>
+        <w:t xml:space="preserve">dialogue_layer/数据/rag/</w:t>
+      </w:r>
+      <w:r>
+        <w:t xml:space="preserve"> </w:t>
+      </w:r>
+      <w:r>
+        <w:rPr>
+          <w:rFonts w:hint="eastAsia"/>
+        </w:rPr>
+        <w:t xml:space="preserve">两处的</w:t>
+      </w:r>
+      <w:r>
+        <w:t xml:space="preserve"> SHA256 </w:t>
+      </w:r>
+      <w:r>
+        <w:rPr>
+          <w:rFonts w:hint="eastAsia"/>
+        </w:rPr>
+        <w:t xml:space="preserve">是否与</w:t>
+      </w:r>
+      <w:r>
+        <w:t xml:space="preserve"> 5 </w:t>
+      </w:r>
+      <w:r>
+        <w:rPr>
+          <w:rFonts w:hint="eastAsia"/>
+        </w:rPr>
+        <w:t xml:space="preserve">号</w:t>
+      </w:r>
+      <w:r>
+        <w:t xml:space="preserve"> </w:t>
+      </w:r>
+      <w:r>
+        <w:rPr>
+          <w:rStyle w:val="VerbatimChar"/>
+        </w:rPr>
+        <w:t xml:space="preserve">SHA256SUMS.txt</w:t>
+      </w:r>
+      <w:r>
+        <w:t xml:space="preserve"> </w:t>
+      </w:r>
+      <w:r>
+        <w:rPr>
+          <w:rFonts w:hint="eastAsia"/>
+        </w:rPr>
+        <w:t xml:space="preserve">一致。</w:t>
+      </w:r>
+    </w:p>
     <w:bookmarkEnd w:id="18"/>
+    <w:bookmarkEnd w:id="19"/>
     <w:sectPr>
       <w:footnotePr>
         <w:numRestart w:val="eachSect"/>
